--- a/Executive_Summary.docx
+++ b/Executive_Summary.docx
@@ -1075,7 +1075,24 @@
           <w:sz w:val="20"/>
           <w:szCs w:val="20"/>
         </w:rPr>
-        <w:t>Pre-trained language model (all-mpnet-base-v2) converts each remark into a 768-dimensional semantic vector capturing meaning, not word frequency</w:t>
+        <w:t xml:space="preserve">Pre-trained language model (all-MiniLM-L6-v2) converts each remark into a </w:t>
+      </w:r>
+      <w:r>
+        <w:rPr>
+          <w:rFonts w:hint="default" w:ascii="Cambria" w:hAnsi="Cambria" w:cs="Cambria"/>
+          <w:sz w:val="20"/>
+          <w:szCs w:val="20"/>
+          <w:lang w:val="en-US"/>
+        </w:rPr>
+        <w:t>384</w:t>
+      </w:r>
+      <w:r>
+        <w:rPr>
+          <w:rFonts w:hint="default" w:ascii="Cambria" w:hAnsi="Cambria" w:cs="Cambria"/>
+          <w:sz w:val="20"/>
+          <w:szCs w:val="20"/>
+        </w:rPr>
+        <w:t>-dimensional semantic vector capturing meaning, not word frequency</w:t>
       </w:r>
     </w:p>
     <w:p>
@@ -1114,109 +1131,6 @@
           <w:szCs w:val="20"/>
         </w:rPr>
         <w:t xml:space="preserve"> — no fine-tuning needed, so 236 samples is sufficient</w:t>
-      </w:r>
-    </w:p>
-    <w:p>
-      <w:pPr>
-        <w:numPr>
-          <w:ilvl w:val="0"/>
-          <w:numId w:val="8"/>
-        </w:numPr>
-        <w:rPr>
-          <w:rFonts w:hint="default" w:ascii="Cambria" w:hAnsi="Cambria" w:cs="Cambria"/>
-          <w:sz w:val="20"/>
-          <w:szCs w:val="20"/>
-        </w:rPr>
-      </w:pPr>
-      <w:r>
-        <w:rPr>
-          <w:rFonts w:hint="default" w:ascii="Cambria" w:hAnsi="Cambria" w:cs="Cambria"/>
-          <w:sz w:val="20"/>
-          <w:szCs w:val="20"/>
-        </w:rPr>
-        <w:t>Handles abbreviations, paraphrasing, and vocabulary overlap naturally</w:t>
-      </w:r>
-    </w:p>
-    <w:p>
-      <w:pPr>
-        <w:numPr>
-          <w:ilvl w:val="0"/>
-          <w:numId w:val="8"/>
-        </w:numPr>
-        <w:rPr>
-          <w:rFonts w:hint="default" w:ascii="Cambria" w:hAnsi="Cambria" w:cs="Cambria"/>
-          <w:sz w:val="20"/>
-          <w:szCs w:val="20"/>
-        </w:rPr>
-      </w:pPr>
-      <w:r>
-        <w:rPr>
-          <w:rFonts w:hint="default" w:ascii="Cambria" w:hAnsi="Cambria" w:cs="Cambria"/>
-          <w:b/>
-          <w:sz w:val="20"/>
-          <w:szCs w:val="20"/>
-        </w:rPr>
-        <w:t>Strengths:</w:t>
-      </w:r>
-      <w:r>
-        <w:rPr>
-          <w:rFonts w:hint="default" w:ascii="Cambria" w:hAnsi="Cambria" w:cs="Cambria"/>
-          <w:sz w:val="20"/>
-          <w:szCs w:val="20"/>
-        </w:rPr>
-        <w:t xml:space="preserve"> understands context and meaning, robust to domain jargon, lower overfitting risk on small data</w:t>
-      </w:r>
-    </w:p>
-    <w:p>
-      <w:pPr>
-        <w:numPr>
-          <w:ilvl w:val="0"/>
-          <w:numId w:val="8"/>
-        </w:numPr>
-        <w:rPr>
-          <w:rFonts w:hint="default" w:ascii="Cambria" w:hAnsi="Cambria" w:cs="Cambria"/>
-          <w:sz w:val="20"/>
-          <w:szCs w:val="20"/>
-        </w:rPr>
-      </w:pPr>
-      <w:r>
-        <w:rPr>
-          <w:rFonts w:hint="default" w:ascii="Cambria" w:hAnsi="Cambria" w:cs="Cambria"/>
-          <w:b/>
-          <w:sz w:val="20"/>
-          <w:szCs w:val="20"/>
-        </w:rPr>
-        <w:t>Weakness:</w:t>
-      </w:r>
-      <w:r>
-        <w:rPr>
-          <w:rFonts w:hint="default" w:ascii="Cambria" w:hAnsi="Cambria" w:cs="Cambria"/>
-          <w:sz w:val="20"/>
-          <w:szCs w:val="20"/>
-        </w:rPr>
-        <w:t xml:space="preserve"> 420 MB one-time model download, less interpretable than TF-IDF</w:t>
-      </w:r>
-    </w:p>
-    <w:p>
-      <w:pPr>
-        <w:numPr>
-          <w:ilvl w:val="0"/>
-          <w:numId w:val="8"/>
-        </w:numPr>
-        <w:rPr>
-          <w:rFonts w:hint="default" w:ascii="Cambria" w:hAnsi="Cambria" w:cs="Cambria"/>
-          <w:sz w:val="20"/>
-          <w:szCs w:val="20"/>
-        </w:rPr>
-      </w:pPr>
-      <w:r>
-        <w:rPr>
-          <w:rFonts w:hint="default" w:ascii="Cambria" w:hAnsi="Cambria" w:cs="Cambria"/>
-          <w:b/>
-          <w:sz w:val="20"/>
-          <w:szCs w:val="20"/>
-        </w:rPr>
-        <w:t>Estimated accuracy: 88–92%</w:t>
       </w:r>
       <w:bookmarkStart w:id="7" w:name="_GoBack"/>
       <w:bookmarkEnd w:id="7"/>
@@ -1236,6 +1150,126 @@
       <w:r>
         <w:rPr>
           <w:rFonts w:hint="default" w:ascii="Cambria" w:hAnsi="Cambria" w:cs="Cambria"/>
+          <w:sz w:val="20"/>
+          <w:szCs w:val="20"/>
+        </w:rPr>
+        <w:t>Handles abbreviations, paraphrasing, and vocabulary overlap naturally</w:t>
+      </w:r>
+    </w:p>
+    <w:p>
+      <w:pPr>
+        <w:numPr>
+          <w:ilvl w:val="0"/>
+          <w:numId w:val="8"/>
+        </w:numPr>
+        <w:rPr>
+          <w:rFonts w:hint="default" w:ascii="Cambria" w:hAnsi="Cambria" w:cs="Cambria"/>
+          <w:sz w:val="20"/>
+          <w:szCs w:val="20"/>
+        </w:rPr>
+      </w:pPr>
+      <w:r>
+        <w:rPr>
+          <w:rFonts w:hint="default" w:ascii="Cambria" w:hAnsi="Cambria" w:cs="Cambria"/>
+          <w:b/>
+          <w:sz w:val="20"/>
+          <w:szCs w:val="20"/>
+        </w:rPr>
+        <w:t>Strengths:</w:t>
+      </w:r>
+      <w:r>
+        <w:rPr>
+          <w:rFonts w:hint="default" w:ascii="Cambria" w:hAnsi="Cambria" w:cs="Cambria"/>
+          <w:sz w:val="20"/>
+          <w:szCs w:val="20"/>
+        </w:rPr>
+        <w:t xml:space="preserve"> understands context and meaning, robust to domain jargon, lower overfitting risk on small data</w:t>
+      </w:r>
+    </w:p>
+    <w:p>
+      <w:pPr>
+        <w:numPr>
+          <w:ilvl w:val="0"/>
+          <w:numId w:val="8"/>
+        </w:numPr>
+        <w:rPr>
+          <w:rFonts w:hint="default" w:ascii="Cambria" w:hAnsi="Cambria" w:cs="Cambria"/>
+          <w:sz w:val="20"/>
+          <w:szCs w:val="20"/>
+        </w:rPr>
+      </w:pPr>
+      <w:r>
+        <w:rPr>
+          <w:rFonts w:hint="default" w:ascii="Cambria" w:hAnsi="Cambria" w:cs="Cambria"/>
+          <w:b/>
+          <w:sz w:val="20"/>
+          <w:szCs w:val="20"/>
+        </w:rPr>
+        <w:t>Weakness:</w:t>
+      </w:r>
+      <w:r>
+        <w:rPr>
+          <w:rFonts w:hint="default" w:ascii="Cambria" w:hAnsi="Cambria" w:cs="Cambria"/>
+          <w:sz w:val="20"/>
+          <w:szCs w:val="20"/>
+        </w:rPr>
+        <w:t xml:space="preserve"> </w:t>
+      </w:r>
+      <w:r>
+        <w:rPr>
+          <w:rFonts w:hint="default" w:ascii="Cambria" w:hAnsi="Cambria" w:cs="Cambria"/>
+          <w:sz w:val="20"/>
+          <w:szCs w:val="20"/>
+          <w:lang w:val="en-US"/>
+        </w:rPr>
+        <w:t>80</w:t>
+      </w:r>
+      <w:r>
+        <w:rPr>
+          <w:rFonts w:hint="default" w:ascii="Cambria" w:hAnsi="Cambria" w:cs="Cambria"/>
+          <w:sz w:val="20"/>
+          <w:szCs w:val="20"/>
+        </w:rPr>
+        <w:t xml:space="preserve"> MB one-time model download, less interpretable than TF-IDF</w:t>
+      </w:r>
+    </w:p>
+    <w:p>
+      <w:pPr>
+        <w:numPr>
+          <w:ilvl w:val="0"/>
+          <w:numId w:val="8"/>
+        </w:numPr>
+        <w:rPr>
+          <w:rFonts w:hint="default" w:ascii="Cambria" w:hAnsi="Cambria" w:cs="Cambria"/>
+          <w:sz w:val="20"/>
+          <w:szCs w:val="20"/>
+        </w:rPr>
+      </w:pPr>
+      <w:r>
+        <w:rPr>
+          <w:rFonts w:hint="default" w:ascii="Cambria" w:hAnsi="Cambria" w:cs="Cambria"/>
+          <w:b/>
+          <w:sz w:val="20"/>
+          <w:szCs w:val="20"/>
+        </w:rPr>
+        <w:t>Estimated accuracy: 88–92%</w:t>
+      </w:r>
+    </w:p>
+    <w:p>
+      <w:pPr>
+        <w:numPr>
+          <w:ilvl w:val="0"/>
+          <w:numId w:val="8"/>
+        </w:numPr>
+        <w:rPr>
+          <w:rFonts w:hint="default" w:ascii="Cambria" w:hAnsi="Cambria" w:cs="Cambria"/>
+          <w:sz w:val="20"/>
+          <w:szCs w:val="20"/>
+        </w:rPr>
+      </w:pPr>
+      <w:r>
+        <w:rPr>
+          <w:rFonts w:hint="default" w:ascii="Cambria" w:hAnsi="Cambria" w:cs="Cambria"/>
           <w:b/>
           <w:sz w:val="20"/>
           <w:szCs w:val="20"/>
@@ -1501,16 +1535,25 @@
           <w:sz w:val="20"/>
           <w:szCs w:val="20"/>
         </w:rPr>
-        <w:t xml:space="preserve">all-mpnet-base-v2 generates </w:t>
-      </w:r>
-      <w:r>
-        <w:rPr>
-          <w:rFonts w:hint="default" w:ascii="Cambria" w:hAnsi="Cambria" w:cs="Cambria"/>
-          <w:b/>
-          <w:sz w:val="20"/>
-          <w:szCs w:val="20"/>
-        </w:rPr>
-        <w:t>768-dimensional semantic embeddings</w:t>
+        <w:t xml:space="preserve">all-MiniLM-L6-v2 generates </w:t>
+      </w:r>
+      <w:r>
+        <w:rPr>
+          <w:rFonts w:hint="default" w:ascii="Cambria" w:hAnsi="Cambria" w:cs="Cambria"/>
+          <w:sz w:val="20"/>
+          <w:szCs w:val="20"/>
+          <w:lang w:val="en-US"/>
+        </w:rPr>
+        <w:t>384</w:t>
+      </w:r>
+      <w:r>
+        <w:rPr>
+          <w:rFonts w:hint="default" w:ascii="Cambria" w:hAnsi="Cambria" w:cs="Cambria"/>
+          <w:b/>
+          <w:sz w:val="20"/>
+          <w:szCs w:val="20"/>
+        </w:rPr>
+        <w:t>-dimensional semantic embeddings</w:t>
       </w:r>
       <w:r>
         <w:rPr>
@@ -2630,6 +2673,7 @@
     <w:p>
       <w:pPr>
         <w:numPr>
+          <w:ilvl w:val="0"/>
           <w:numId w:val="0"/>
         </w:numPr>
         <w:rPr>
@@ -2938,7 +2982,7 @@
   <w:docDefaults>
     <w:rPrDefault>
       <w:rPr>
-        <w:rFonts w:ascii="Georgia" w:hAnsiTheme="minorHAnsi" w:eastAsiaTheme="minorHAnsi" w:cstheme="minorBidi"/>
+        <w:rFonts w:ascii="Times New Roman" w:hAnsi="Times New Roman" w:eastAsia="SimSun" w:cs="Times New Roman"/>
       </w:rPr>
     </w:rPrDefault>
     <w:pPrDefault/>
